--- a/files/Master_Supply_Agreement_V2_Revised.docx
+++ b/files/Master_Supply_Agreement_V2_Revised.docx
@@ -84,7 +84,7 @@
           <w:sz w:val="26"/>
           <w:szCs w:val="26"/>
         </w:rPr>
-        <w:t>CONTOSO GROCERS, INC.</w:t>
+        <w:t>ALBERTSONS COMPANIES, INC.</w:t>
       </w:r>
     </w:p>
     <w:p>
@@ -186,19 +186,7 @@
         <w:jc w:val="both"/>
       </w:pPr>
       <w:r>
-        <w:t xml:space="preserve">WHEREAS, </w:t>
-      </w:r>
-      <w:r>
-        <w:t>Contoso Grocers, Inc.</w:t>
-      </w:r>
-      <w:r>
-        <w:t xml:space="preserve">, a Delaware corporation with its principal offices located in </w:t>
-      </w:r>
-      <w:r>
-        <w:t>Denver, Colorado</w:t>
-      </w:r>
-      <w:r>
-        <w:t xml:space="preserve"> ("Buyer"), is engaged in the business of operating retail grocery stores and related food distribution operations throughout the United States;</w:t>
+        <w:t>WHEREAS, Albertsons Companies, Inc., a Delaware corporation with its principal offices located in Boise, Idaho ("Buyer"), is engaged in the business of operating retail grocery stores and related food distribution operations throughout the United States;</w:t>
       </w:r>
     </w:p>
     <w:p>
@@ -358,10 +346,7 @@
         <w:t xml:space="preserve">1.6 "Force Majeure Event" </w:t>
       </w:r>
       <w:r>
-        <w:t>means any event beyond the reasonable control of a party, including but not limited to: (a) acts of God, fire, flood, earthquake, hurricane, tornado, or other natural disasters; (b) epidemics, pandemics, or quarantine restrictions; (c) war, terrorism, insurrection, riots, or civil unrest; (d) strikes, lockouts, or labor disputes (other than those involving the affected party’s own employees); (e) governmental actions, embargoes, or sanctions; (f) cyberattacks, ransomware incidents, or other malicious interf</w:t>
-      </w:r>
-      <w:r>
-        <w:t>erence with information technology systems; (g) supply chain disruptions caused by climate-related events, including drought, wildfire, extreme heat, or flooding affecting agricultural production regions; and (h) failure or disruption of critical infrastructure, including transportation networks, power grids, or telecommunications systems.</w:t>
+        <w:t>means any event beyond the reasonable control of a party, including but not limited to: (a) acts of God, fire, flood, earthquake, hurricane, tornado, or other natural disasters; (b) epidemics, pandemics, or quarantine restrictions; (c) war, terrorism, insurrection, riots, or civil unrest; (d) strikes, lockouts, or labor disputes (other than those involving the affected party’s own employees); (e) governmental actions, embargoes, or sanctions; (f) cyberattacks, ransomware incidents, or other malicious interference with information technology systems; (g) supply chain disruptions caused by climate-related events, including drought, wildfire, extreme heat, or flooding affecting agricultural production regions; and (h) failure or disruption of critical infrastructure, including transportation networks, power grids, or telecommunications systems.</w:t>
       </w:r>
     </w:p>
     <w:p>
@@ -534,7 +519,6 @@
           <w:b/>
           <w:bCs/>
         </w:rPr>
-        <w:lastRenderedPageBreak/>
         <w:t xml:space="preserve">1.17 "Territory" </w:t>
       </w:r>
       <w:r>
@@ -627,7 +611,6 @@
         <w:jc w:val="both"/>
       </w:pPr>
       <w:r>
-        <w:lastRenderedPageBreak/>
         <w:t>3.1 Initial Term. This Agreement shall commence on the Effective Date and shall continue for an initial period of five (5) years (the "Initial Term"), unless earlier terminated in accordance with Article 13 of this Agreement.</w:t>
       </w:r>
     </w:p>
@@ -677,10 +660,7 @@
         <w:jc w:val="both"/>
       </w:pPr>
       <w:r>
-        <w:t>4.2 Price Adjustments. (a) Either party may request a price adjustment by providing written notice to the other party at least thirty (30) days prior to the beginning of the next calendar quarter. Price adjustment requests shall be supported by documented evidence of changes in raw material costs, labor costs, transportation costs, regulatory compliance costs, or other relevant market factors. (b) In no event shall any single price adjustment exceed five percent (5%) of the then-current price without the pr</w:t>
-      </w:r>
-      <w:r>
-        <w:t>ior written consent of both parties. (c) The parties shall negotiate price adjustments in good faith and, if unable to reach agreement, may invoke the dispute resolution procedures in Article 15.</w:t>
+        <w:t>4.2 Price Adjustments. (a) Either party may request a price adjustment by providing written notice to the other party at least thirty (30) days prior to the beginning of the next calendar quarter. Price adjustment requests shall be supported by documented evidence of changes in raw material costs, labor costs, transportation costs, regulatory compliance costs, or other relevant market factors. (b) In no event shall any single price adjustment exceed five percent (5%) of the then-current price without the prior written consent of both parties. (c) The parties shall negotiate price adjustments in good faith and, if unable to reach agreement, may invoke the dispute resolution procedures in Article 15.</w:t>
       </w:r>
     </w:p>
     <w:p>
@@ -716,7 +696,6 @@
         <w:jc w:val="both"/>
       </w:pPr>
       <w:r>
-        <w:lastRenderedPageBreak/>
         <w:t>4.6 Setoff Rights. Buyer shall have the right to set off against any amounts owed to Supplier any amounts owed by Supplier to Buyer under this Agreement, including but not limited to credits for rejected Products, indemnification obligations, and penalties for non-compliance.</w:t>
       </w:r>
     </w:p>
@@ -815,22 +794,16 @@
         <w:jc w:val="both"/>
       </w:pPr>
       <w:r>
-        <w:t>6.3 Certifications. Supplier shall obtain and maintain at all times during the Term the following certifications: (a) Safe Quality Food (SQF) Level 3 certification or equivalent; (b) Global Food Safety Initiative (GFSI) benchmarked certification; (c) USDA Good Agricultural Practices (GAP) certification; (d) USDA Organic certification for all Products designated as Organic Products; and (e) any additional certifications required by Applicable Law or reasonably requested by Buyer. Supplier shall provide copie</w:t>
-      </w:r>
-      <w:r>
-        <w:t>s of all certifications and audit reports to Buyer within ten (10) business days of receipt.</w:t>
-      </w:r>
-    </w:p>
-    <w:p>
-      <w:pPr>
-        <w:spacing w:after="140" w:line="276" w:lineRule="auto"/>
-        <w:jc w:val="both"/>
-      </w:pPr>
-      <w:r>
-        <w:t>6.4 Sustainability Certifications. In addition to the certifications required under Section 6.3, Supplier shall obtain and maintain the following sustainability-related certifications within the timeframes specified: (a) Rainforest Alliance Certified or equivalent sustainable agriculture certification within twelve (12) months of the Effective Date; (b) Science Based Targets initiative (SBTi) validated emissions reduction targets within eighteen (18) months of the Effective Date; (c) Fair Trade USA certific</w:t>
-      </w:r>
-      <w:r>
-        <w:t>ation for applicable product lines within twenty-four (24) months of the Effective Date; and (d) ISO 14001 Environmental Management System certification within twenty-four (24) months of the Effective Date.</w:t>
+        <w:t>6.3 Certifications. Supplier shall obtain and maintain at all times during the Term the following certifications: (a) Safe Quality Food (SQF) Level 3 certification or equivalent; (b) Global Food Safety Initiative (GFSI) benchmarked certification; (c) USDA Good Agricultural Practices (GAP) certification; (d) USDA Organic certification for all Products designated as Organic Products; and (e) any additional certifications required by Applicable Law or reasonably requested by Buyer. Supplier shall provide copies of all certifications and audit reports to Buyer within ten (10) business days of receipt.</w:t>
+      </w:r>
+    </w:p>
+    <w:p>
+      <w:pPr>
+        <w:spacing w:after="140" w:line="276" w:lineRule="auto"/>
+        <w:jc w:val="both"/>
+      </w:pPr>
+      <w:r>
+        <w:t>6.4 Sustainability Certifications. In addition to the certifications required under Section 6.3, Supplier shall obtain and maintain the following sustainability-related certifications within the timeframes specified: (a) Rainforest Alliance Certified or equivalent sustainable agriculture certification within twelve (12) months of the Effective Date; (b) Science Based Targets initiative (SBTi) validated emissions reduction targets within eighteen (18) months of the Effective Date; (c) Fair Trade USA certification for applicable product lines within twenty-four (24) months of the Effective Date; and (d) ISO 14001 Environmental Management System certification within twenty-four (24) months of the Effective Date.</w:t>
       </w:r>
     </w:p>
     <w:p>
@@ -924,10 +897,7 @@
         <w:jc w:val="both"/>
       </w:pPr>
       <w:r>
-        <w:t>7.6 Electric Vehicle Delivery Requirements. Supplier shall implement a transition plan to convert its delivery fleet serving Buyer’s distribution centers to zero-emission electric vehicles (EVs) or equivalent low-carbon transportation methods in accordance with the following schedule: (a) no less than twenty-five percent (25%) of delivery vehicles shall be electric or zero-emission by June 30, 2027; (b) no less than fifty percent (50%) by December 31, 2028; and (c) no less than seventy-five percent (75%) by</w:t>
-      </w:r>
-      <w:r>
-        <w:t xml:space="preserve"> December 31, 2029. Supplier shall provide quarterly progress reports on fleet conversion to Buyer. Exceptions may be granted in writing by Buyer for routes where EV infrastructure is not commercially available.</w:t>
+        <w:t>7.6 Electric Vehicle Delivery Requirements. Supplier shall implement a transition plan to convert its delivery fleet serving Buyer’s distribution centers to zero-emission electric vehicles (EVs) or equivalent low-carbon transportation methods in accordance with the following schedule: (a) no less than twenty-five percent (25%) of delivery vehicles shall be electric or zero-emission by June 30, 2027; (b) no less than fifty percent (50%) by December 31, 2028; and (c) no less than seventy-five percent (75%) by December 31, 2029. Supplier shall provide quarterly progress reports on fleet conversion to Buyer. Exceptions may be granted in writing by Buyer for routes where EV infrastructure is not commercially available.</w:t>
       </w:r>
     </w:p>
     <w:p>
@@ -958,46 +928,34 @@
         <w:jc w:val="both"/>
       </w:pPr>
       <w:r>
-        <w:t>8.1 Mutual Representations. Each party represents and warrants to the other that: (a) it is duly organized, validly existing, and in good standing under the laws of its jurisdiction of organization; (b) it has full power and authority to enter into this Agreement and to perform its obligations hereunder; (c) this Agreement has been duly authorized, executed, and delivered and constitutes a valid and binding obligation enforceable in accordance with its terms; and (d) the execution and performance of this Ag</w:t>
-      </w:r>
-      <w:r>
-        <w:t>reement will not violate any Applicable Law or any agreement to which it is a party.</w:t>
-      </w:r>
-    </w:p>
-    <w:p>
-      <w:pPr>
-        <w:spacing w:after="140" w:line="276" w:lineRule="auto"/>
-        <w:jc w:val="both"/>
-      </w:pPr>
-      <w:r>
-        <w:t>8.2 Supplier Representations. Supplier further represents and warrants that: (a) all Products shall conform to the Specifications and Quality Standards; (b) all Products shall be fit for human consumption, free from adulteration and misbranding, and in compliance with all Applicable Laws; (c) all Products shall be free from defects in material and workmanship; (d) Supplier has and shall maintain all licenses, permits, and certifications required for the production and sale of the Products; (e) no Products s</w:t>
-      </w:r>
-      <w:r>
-        <w:t>hall infringe upon any third party’s Intellectual Property rights; and (f) all information provided to Buyer regarding the Products, including origin, ingredients, and nutritional information, is and shall be accurate and complete.</w:t>
-      </w:r>
-    </w:p>
-    <w:p>
-      <w:pPr>
-        <w:spacing w:after="140" w:line="276" w:lineRule="auto"/>
-        <w:jc w:val="both"/>
-      </w:pPr>
-      <w:r>
-        <w:t>8.3 Supplier Diversity Representations. Supplier represents and warrants that: (a) it shall maintain and implement a supplier diversity program that promotes the inclusion of minority-owned, women-owned, veteran-owned, LGBTQ+-owned, disability-owned, and small business enterprises in its supply chain; (b) Supplier shall use commercially reasonable efforts to ensure that no less than fifteen percent (15%) of its subcontracting spend related to this Agreement is allocated to certified diverse suppliers; (c) S</w:t>
-      </w:r>
-      <w:r>
-        <w:t>upplier shall provide annual reports to Buyer detailing its supplier diversity metrics, initiatives, and progress; and (d) Supplier shall cooperate with Buyer’s supplier diversity programs and initiatives as reasonably requested.</w:t>
-      </w:r>
-    </w:p>
-    <w:p>
-      <w:pPr>
-        <w:spacing w:after="140" w:line="276" w:lineRule="auto"/>
-        <w:jc w:val="both"/>
-      </w:pPr>
-      <w:r>
-        <w:t>8.4 ESG Compliance Representations. Supplier represents and warrants that: (a) it is in material compliance with all applicable environmental laws and regulations and has not received any notice of material violation or pending enforcement action; (b) it maintains policies and practices that prohibit child labor, forced labor, and human trafficking throughout its operations and supply chain; (c) it provides safe and healthy working conditions for all employees and complies with all applicable occupational h</w:t>
-      </w:r>
-      <w:r>
-        <w:t>ealth and safety laws; (d) it maintains an anti-corruption and anti-bribery compliance program consistent with the Foreign Corrupt Practices Act and applicable international standards; (e) it shall promptly notify Buyer of any material ESG-related incident, investigation, or enforcement action; and (f) the ESG data and reports provided to Buyer under this Agreement are and shall be accurate, complete, and not misleading.</w:t>
+        <w:t>8.1 Mutual Representations. Each party represents and warrants to the other that: (a) it is duly organized, validly existing, and in good standing under the laws of its jurisdiction of organization; (b) it has full power and authority to enter into this Agreement and to perform its obligations hereunder; (c) this Agreement has been duly authorized, executed, and delivered and constitutes a valid and binding obligation enforceable in accordance with its terms; and (d) the execution and performance of this Agreement will not violate any Applicable Law or any agreement to which it is a party.</w:t>
+      </w:r>
+    </w:p>
+    <w:p>
+      <w:pPr>
+        <w:spacing w:after="140" w:line="276" w:lineRule="auto"/>
+        <w:jc w:val="both"/>
+      </w:pPr>
+      <w:r>
+        <w:t>8.2 Supplier Representations. Supplier further represents and warrants that: (a) all Products shall conform to the Specifications and Quality Standards; (b) all Products shall be fit for human consumption, free from adulteration and misbranding, and in compliance with all Applicable Laws; (c) all Products shall be free from defects in material and workmanship; (d) Supplier has and shall maintain all licenses, permits, and certifications required for the production and sale of the Products; (e) no Products shall infringe upon any third party’s Intellectual Property rights; and (f) all information provided to Buyer regarding the Products, including origin, ingredients, and nutritional information, is and shall be accurate and complete.</w:t>
+      </w:r>
+    </w:p>
+    <w:p>
+      <w:pPr>
+        <w:spacing w:after="140" w:line="276" w:lineRule="auto"/>
+        <w:jc w:val="both"/>
+      </w:pPr>
+      <w:r>
+        <w:t>8.3 Supplier Diversity Representations. Supplier represents and warrants that: (a) it shall maintain and implement a supplier diversity program that promotes the inclusion of minority-owned, women-owned, veteran-owned, LGBTQ+-owned, disability-owned, and small business enterprises in its supply chain; (b) Supplier shall use commercially reasonable efforts to ensure that no less than fifteen percent (15%) of its subcontracting spend related to this Agreement is allocated to certified diverse suppliers; (c) Supplier shall provide annual reports to Buyer detailing its supplier diversity metrics, initiatives, and progress; and (d) Supplier shall cooperate with Buyer’s supplier diversity programs and initiatives as reasonably requested.</w:t>
+      </w:r>
+    </w:p>
+    <w:p>
+      <w:pPr>
+        <w:spacing w:after="140" w:line="276" w:lineRule="auto"/>
+        <w:jc w:val="both"/>
+      </w:pPr>
+      <w:r>
+        <w:t>8.4 ESG Compliance Representations. Supplier represents and warrants that: (a) it is in material compliance with all applicable environmental laws and regulations and has not received any notice of material violation or pending enforcement action; (b) it maintains policies and practices that prohibit child labor, forced labor, and human trafficking throughout its operations and supply chain; (c) it provides safe and healthy working conditions for all employees and complies with all applicable occupational health and safety laws; (d) it maintains an anti-corruption and anti-bribery compliance program consistent with the Foreign Corrupt Practices Act and applicable international standards; (e) it shall promptly notify Buyer of any material ESG-related incident, investigation, or enforcement action; and (f) the ESG data and reports provided to Buyer under this Agreement are and shall be accurate, complete, and not misleading.</w:t>
       </w:r>
     </w:p>
     <w:p>
@@ -1019,61 +977,43 @@
         <w:jc w:val="both"/>
       </w:pPr>
       <w:r>
-        <w:t>9.1 Supplier Indemnification. Supplier shall defend, indemnify, and hold harmless Buyer, its Affiliates, and their respective officers, directors, employees, agents, and representatives (collectively, the "Buyer Indemnified Parties") from and against any and all claims, demands, actions, suits, proceedings, losses, damages, liabilities, costs, and expenses (including reasonable attorneys’ fees and court costs) (collectively, "Losses") arising out of or relating to: (a) any breach of Supplier’s representatio</w:t>
-      </w:r>
-      <w:r>
-        <w:t>ns, warranties, or obligations under this Agreement; (b) any defect in the Products, including product liability claims; (c) any violation of Applicable Law by Supplier; (d) any contamination, adulteration, or misbranding of the Products; (e) any personal injury or property damage caused by the Products; (f) any infringement of third-party Intellectual Property rights; (g) any negligent or willful misconduct by Supplier or its employees, agents, or subcontractors; and (h) any product recall or withdrawal at</w:t>
-      </w:r>
-      <w:r>
-        <w:t>tributable to Supplier’s acts or omissions.</w:t>
-      </w:r>
-    </w:p>
-    <w:p>
-      <w:pPr>
-        <w:spacing w:after="140" w:line="276" w:lineRule="auto"/>
-        <w:jc w:val="both"/>
-      </w:pPr>
-      <w:r>
-        <w:t>9.2 Data Breach Indemnification. Without limiting the generality of Section 9.1, Supplier shall defend, indemnify, and hold harmless the Buyer Indemnified Parties from and against any and all Losses arising out of or relating to any data breach, unauthorized access, or security incident involving Buyer’s data, customer data, or personal information in Supplier’s possession or control, including but not limited to: (a) costs of notification to affected individuals as required by Applicable Law; (b) credit mo</w:t>
-      </w:r>
-      <w:r>
-        <w:t>nitoring and identity theft protection services; (c) regulatory fines and penalties; (d) forensic investigation costs; (e) public relations and crisis management expenses; and (f) claims by affected individuals or regulatory authorities.</w:t>
-      </w:r>
-    </w:p>
-    <w:p>
-      <w:pPr>
-        <w:spacing w:after="140" w:line="276" w:lineRule="auto"/>
-        <w:jc w:val="both"/>
-      </w:pPr>
-      <w:r>
-        <w:t>9.3 Environmental Contamination Indemnification. Supplier shall defend, indemnify, and hold harmless the Buyer Indemnified Parties from and against any and all Losses arising out of or relating to any environmental contamination, pollution, or hazardous substance release caused by Supplier’s operations, including but not limited to: (a) contamination of Products with pesticides, heavy metals, or other hazardous substances in excess of Applicable Law limits or Buyer’s Quality Standards; (b) soil, water, or a</w:t>
-      </w:r>
-      <w:r>
-        <w:t>ir contamination at Supplier’s facilities that affects the quality or safety of Products; (c) remediation costs, cleanup expenses, and governmental fines; and (d) third-party claims arising from environmental contamination attributable to Supplier’s operations.</w:t>
-      </w:r>
-    </w:p>
-    <w:p>
-      <w:pPr>
-        <w:spacing w:after="140" w:line="276" w:lineRule="auto"/>
-        <w:jc w:val="both"/>
-      </w:pPr>
-      <w:r>
-        <w:t>9.4 Buyer Indemnification. Buyer shall defend, indemnify, and hold harmless Supplier, its Affiliates, and their respective officers, directors, employees, agents, and representatives from and against any and all Losses arising out of or relating to: (a) any breach of Buyer’s representations, warranties, or obligations under this Agreement; (b) any improper handling, storage, or sale of Products after delivery and acceptance; (c) any violation of Applicable Law by Buyer; and (d) any negligent or willful misc</w:t>
-      </w:r>
-      <w:r>
-        <w:t>onduct by Buyer or its employees or agents.</w:t>
-      </w:r>
-    </w:p>
-    <w:p>
-      <w:pPr>
-        <w:spacing w:after="140" w:line="276" w:lineRule="auto"/>
-        <w:jc w:val="both"/>
-      </w:pPr>
-      <w:r>
-        <w:t>9.5 Indemnification Caps. Notwithstanding anything to the contrary in this Article 9: (a) Supplier’s aggregate indemnification obligation for any single occurrence shall not exceed ten million dollars ($10,000,000); and (b) Supplier’s total aggregate indemnification obligation under this Agreement shall not exceed twenty-five million dollars ($25,000,000); provided, however, that these caps shall not apply to Losses arising from Supplier’s willful misconduct, fraud, gross negligence, or breaches of Supplier</w:t>
-      </w:r>
-      <w:r>
-        <w:t>’s confidentiality obligations under Article 12.</w:t>
+        <w:t>9.1 Supplier Indemnification. Supplier shall defend, indemnify, and hold harmless Buyer, its Affiliates, and their respective officers, directors, employees, agents, and representatives (collectively, the "Buyer Indemnified Parties") from and against any and all claims, demands, actions, suits, proceedings, losses, damages, liabilities, costs, and expenses (including reasonable attorneys’ fees and court costs) (collectively, "Losses") arising out of or relating to: (a) any breach of Supplier’s representations, warranties, or obligations under this Agreement; (b) any defect in the Products, including product liability claims; (c) any violation of Applicable Law by Supplier; (d) any contamination, adulteration, or misbranding of the Products; (e) any personal injury or property damage caused by the Products; (f) any infringement of third-party Intellectual Property rights; (g) any negligent or willful misconduct by Supplier or its employees, agents, or subcontractors; and (h) any product recall or withdrawal attributable to Supplier’s acts or omissions.</w:t>
+      </w:r>
+    </w:p>
+    <w:p>
+      <w:pPr>
+        <w:spacing w:after="140" w:line="276" w:lineRule="auto"/>
+        <w:jc w:val="both"/>
+      </w:pPr>
+      <w:r>
+        <w:t>9.2 Data Breach Indemnification. Without limiting the generality of Section 9.1, Supplier shall defend, indemnify, and hold harmless the Buyer Indemnified Parties from and against any and all Losses arising out of or relating to any data breach, unauthorized access, or security incident involving Buyer’s data, customer data, or personal information in Supplier’s possession or control, including but not limited to: (a) costs of notification to affected individuals as required by Applicable Law; (b) credit monitoring and identity theft protection services; (c) regulatory fines and penalties; (d) forensic investigation costs; (e) public relations and crisis management expenses; and (f) claims by affected individuals or regulatory authorities.</w:t>
+      </w:r>
+    </w:p>
+    <w:p>
+      <w:pPr>
+        <w:spacing w:after="140" w:line="276" w:lineRule="auto"/>
+        <w:jc w:val="both"/>
+      </w:pPr>
+      <w:r>
+        <w:t>9.3 Environmental Contamination Indemnification. Supplier shall defend, indemnify, and hold harmless the Buyer Indemnified Parties from and against any and all Losses arising out of or relating to any environmental contamination, pollution, or hazardous substance release caused by Supplier’s operations, including but not limited to: (a) contamination of Products with pesticides, heavy metals, or other hazardous substances in excess of Applicable Law limits or Buyer’s Quality Standards; (b) soil, water, or air contamination at Supplier’s facilities that affects the quality or safety of Products; (c) remediation costs, cleanup expenses, and governmental fines; and (d) third-party claims arising from environmental contamination attributable to Supplier’s operations.</w:t>
+      </w:r>
+    </w:p>
+    <w:p>
+      <w:pPr>
+        <w:spacing w:after="140" w:line="276" w:lineRule="auto"/>
+        <w:jc w:val="both"/>
+      </w:pPr>
+      <w:r>
+        <w:t>9.4 Buyer Indemnification. Buyer shall defend, indemnify, and hold harmless Supplier, its Affiliates, and their respective officers, directors, employees, agents, and representatives from and against any and all Losses arising out of or relating to: (a) any breach of Buyer’s representations, warranties, or obligations under this Agreement; (b) any improper handling, storage, or sale of Products after delivery and acceptance; (c) any violation of Applicable Law by Buyer; and (d) any negligent or willful misconduct by Buyer or its employees or agents.</w:t>
+      </w:r>
+    </w:p>
+    <w:p>
+      <w:pPr>
+        <w:spacing w:after="140" w:line="276" w:lineRule="auto"/>
+        <w:jc w:val="both"/>
+      </w:pPr>
+      <w:r>
+        <w:t>9.5 Indemnification Caps. Notwithstanding anything to the contrary in this Article 9: (a) Supplier’s aggregate indemnification obligation for any single occurrence shall not exceed ten million dollars ($10,000,000); and (b) Supplier’s total aggregate indemnification obligation under this Agreement shall not exceed twenty-five million dollars ($25,000,000); provided, however, that these caps shall not apply to Losses arising from Supplier’s willful misconduct, fraud, gross negligence, or breaches of Supplier’s confidentiality obligations under Article 12.</w:t>
       </w:r>
     </w:p>
     <w:p>
@@ -1104,10 +1044,7 @@
         <w:jc w:val="both"/>
       </w:pPr>
       <w:r>
-        <w:t xml:space="preserve">10.1 Consequential Damages. EXCEPT FOR (A) BREACHES OF ARTICLE 12 (CONFIDENTIALITY), (B) A PARTY’S INDEMNIFICATION OBLIGATIONS UNDER ARTICLE 9, (C) A PARTY’S WILLFUL MISCONDUCT OR FRAUD, AND (D) LOSSES ARISING FROM FOOD SAFETY INCIDENTS INCLUDING PRODUCT CONTAMINATION, ADULTERATION, OR RECALLS, NEITHER PARTY SHALL BE LIABLE TO THE OTHER FOR ANY INDIRECT, INCIDENTAL, SPECIAL, CONSEQUENTIAL, PUNITIVE, OR EXEMPLARY DAMAGES, INCLUDING BUT NOT LIMITED TO DAMAGES FOR LOST PROFITS, LOST REVENUE, LOSS OF GOODWILL, </w:t>
-      </w:r>
-      <w:r>
-        <w:t>OR BUSINESS INTERRUPTION, REGARDLESS OF WHETHER SUCH DAMAGES ARE BASED ON CONTRACT, TORT, STRICT LIABILITY, OR ANY OTHER THEORY, EVEN IF THE PARTY HAS BEEN ADVISED OF THE POSSIBILITY OF SUCH DAMAGES.</w:t>
+        <w:t>10.1 Consequential Damages. EXCEPT FOR (A) BREACHES OF ARTICLE 12 (CONFIDENTIALITY), (B) A PARTY’S INDEMNIFICATION OBLIGATIONS UNDER ARTICLE 9, (C) A PARTY’S WILLFUL MISCONDUCT OR FRAUD, AND (D) LOSSES ARISING FROM FOOD SAFETY INCIDENTS INCLUDING PRODUCT CONTAMINATION, ADULTERATION, OR RECALLS, NEITHER PARTY SHALL BE LIABLE TO THE OTHER FOR ANY INDIRECT, INCIDENTAL, SPECIAL, CONSEQUENTIAL, PUNITIVE, OR EXEMPLARY DAMAGES, INCLUDING BUT NOT LIMITED TO DAMAGES FOR LOST PROFITS, LOST REVENUE, LOSS OF GOODWILL, OR BUSINESS INTERRUPTION, REGARDLESS OF WHETHER SUCH DAMAGES ARE BASED ON CONTRACT, TORT, STRICT LIABILITY, OR ANY OTHER THEORY, EVEN IF THE PARTY HAS BEEN ADVISED OF THE POSSIBILITY OF SUCH DAMAGES.</w:t>
       </w:r>
     </w:p>
     <w:p>
@@ -1308,10 +1245,7 @@
         <w:jc w:val="both"/>
       </w:pPr>
       <w:r>
-        <w:t xml:space="preserve">12.1 Obligations. Each party (the "Receiving Party") shall: (a) hold the Confidential Information of the other party (the "Disclosing Party") in strict confidence; (b) not disclose such Confidential Information to any third party without the Disclosing Party’s prior written consent, except to its employees, agents, and advisors who have a need to know and are bound by confidentiality obligations at least as restrictive as those set forth herein; and (c) not use such Confidential Information for any purpose </w:t>
-      </w:r>
-      <w:r>
-        <w:t>other than the performance of its obligations under this Agreement.</w:t>
+        <w:t>12.1 Obligations. Each party (the "Receiving Party") shall: (a) hold the Confidential Information of the other party (the "Disclosing Party") in strict confidence; (b) not disclose such Confidential Information to any third party without the Disclosing Party’s prior written consent, except to its employees, agents, and advisors who have a need to know and are bound by confidentiality obligations at least as restrictive as those set forth herein; and (c) not use such Confidential Information for any purpose other than the performance of its obligations under this Agreement.</w:t>
       </w:r>
     </w:p>
     <w:p>
@@ -1347,13 +1281,7 @@
         <w:jc w:val="both"/>
       </w:pPr>
       <w:r>
-        <w:t xml:space="preserve">12.5 Data Privacy Provisions. Without limiting the generality of the foregoing confidentiality obligations, the parties acknowledge and agree that: (a) to the extent Supplier receives, accesses, or processes any personal information (as defined under the California Consumer Privacy Act, Cal. Civ. Code § 1798.100 et seq., as amended by the California Privacy Rights Act, collectively "CCPA") of Buyer’s customers, employees, or other individuals, Supplier shall be deemed a "service provider" (as defined under </w:t>
-      </w:r>
-      <w:r>
-        <w:t>CCPA) and shall process such personal information solely for the purposes specified in this Agreement; (b) Supplier shall not sell or share (as those terms are defined under CCPA) any personal information received from Buyer; (c) Supplier shall implement and maintain reasonable security measures to protect personal information from unauthorized access, use, or disclosure; (d) Supplier shall promptly notify Buyer, and in no event later than forty-eight (48) hours, of any actual or suspected data breach invol</w:t>
-      </w:r>
-      <w:r>
-        <w:t>ving personal information; (e) Supplier shall cooperate with Buyer in responding to consumer rights requests under CCPA; and (f) the parties shall execute Buyer’s standard Data Protection Addendum, attached hereto as Exhibit H, which shall govern the processing of personal information in further detail.</w:t>
+        <w:t>12.5 Data Privacy Provisions. Without limiting the generality of the foregoing confidentiality obligations, the parties acknowledge and agree that: (a) to the extent Supplier receives, accesses, or processes any personal information (as defined under the California Consumer Privacy Act, Cal. Civ. Code § 1798.100 et seq., as amended by the California Privacy Rights Act, collectively "CCPA") of Buyer’s customers, employees, or other individuals, Supplier shall be deemed a "service provider" (as defined under CCPA) and shall process such personal information solely for the purposes specified in this Agreement; (b) Supplier shall not sell or share (as those terms are defined under CCPA) any personal information received from Buyer; (c) Supplier shall implement and maintain reasonable security measures to protect personal information from unauthorized access, use, or disclosure; (d) Supplier shall promptly notify Buyer, and in no event later than forty-eight (48) hours, of any actual or suspected data breach involving personal information; (e) Supplier shall cooperate with Buyer in responding to consumer rights requests under CCPA; and (f) the parties shall execute Buyer’s standard Data Protection Addendum, attached hereto as Exhibit H, which shall govern the processing of personal information in further detail.</w:t>
       </w:r>
     </w:p>
     <w:p>
@@ -1384,10 +1312,7 @@
         <w:jc w:val="both"/>
       </w:pPr>
       <w:r>
-        <w:t>13.1 Termination for Cause. Either party may terminate this Agreement by providing written notice to the other party if: (a) the other party commits a material breach of this Agreement and fails to cure such breach within thirty (30) days after receipt of written notice specifying the breach in reasonable detail; provided, however, that for breaches involving food safety, product contamination, or adulteration, the cure period shall be fifteen (15) days; (b) the other party becomes insolvent, files for bank</w:t>
-      </w:r>
-      <w:r>
-        <w:t>ruptcy, has a receiver appointed, or makes an assignment for the benefit of creditors; or (c) the other party is subject to a change of control that, in the non-breaching party’s reasonable judgment, materially and adversely affects the other party’s ability to perform its obligations under this Agreement.</w:t>
+        <w:t>13.1 Termination for Cause. Either party may terminate this Agreement by providing written notice to the other party if: (a) the other party commits a material breach of this Agreement and fails to cure such breach within thirty (30) days after receipt of written notice specifying the breach in reasonable detail; provided, however, that for breaches involving food safety, product contamination, or adulteration, the cure period shall be fifteen (15) days; (b) the other party becomes insolvent, files for bankruptcy, has a receiver appointed, or makes an assignment for the benefit of creditors; or (c) the other party is subject to a change of control that, in the non-breaching party’s reasonable judgment, materially and adversely affects the other party’s ability to perform its obligations under this Agreement.</w:t>
       </w:r>
     </w:p>
     <w:p>
@@ -1405,10 +1330,7 @@
         <w:jc w:val="both"/>
       </w:pPr>
       <w:r>
-        <w:t>13.3 Termination for ESG Non-Compliance. Buyer may terminate this Agreement upon sixty (60) days’ prior written notice if Supplier: (a) fails to obtain or maintain any sustainability certification required under Section 6.4 within the specified timeframe and does not cure such failure within thirty (30) days of notice; (b) materially fails to meet the Sustainability Standards or environmental targets set forth in Article 17 for two (2) or more consecutive reporting periods; (c) is found to have engaged in a</w:t>
-      </w:r>
-      <w:r>
-        <w:t>ny labor practice that violates Applicable Law, including child labor, forced labor, or human trafficking; (d) provides materially inaccurate or misleading ESG data or reports to Buyer; or (e) refuses to cooperate with Buyer’s ESG audits or assessments as required under this Agreement.</w:t>
+        <w:t>13.3 Termination for ESG Non-Compliance. Buyer may terminate this Agreement upon sixty (60) days’ prior written notice if Supplier: (a) fails to obtain or maintain any sustainability certification required under Section 6.4 within the specified timeframe and does not cure such failure within thirty (30) days of notice; (b) materially fails to meet the Sustainability Standards or environmental targets set forth in Article 17 for two (2) or more consecutive reporting periods; (c) is found to have engaged in any labor practice that violates Applicable Law, including child labor, forced labor, or human trafficking; (d) provides materially inaccurate or misleading ESG data or reports to Buyer; or (e) refuses to cooperate with Buyer’s ESG audits or assessments as required under this Agreement.</w:t>
       </w:r>
     </w:p>
     <w:p>
@@ -1426,10 +1348,7 @@
         <w:jc w:val="both"/>
       </w:pPr>
       <w:r>
-        <w:t>13.5 Effects of Termination. Upon termination or expiration of this Agreement: (a) Buyer shall pay Supplier for all conforming Products delivered and accepted prior to the effective date of termination; (b) Supplier shall return or destroy all of Buyer’s Confidential Information; (c) all provisions that by their nature are intended to survive termination shall survive, including Articles 8, 9, 10, 12, and 15; and (d) termination shall not release either party from any liability for breach occurring prior to</w:t>
-      </w:r>
-      <w:r>
-        <w:t xml:space="preserve"> the effective date of termination.</w:t>
+        <w:t>13.5 Effects of Termination. Upon termination or expiration of this Agreement: (a) Buyer shall pay Supplier for all conforming Products delivered and accepted prior to the effective date of termination; (b) Supplier shall return or destroy all of Buyer’s Confidential Information; (c) all provisions that by their nature are intended to survive termination shall survive, including Articles 8, 9, 10, 12, and 15; and (d) termination shall not release either party from any liability for breach occurring prior to the effective date of termination.</w:t>
       </w:r>
     </w:p>
     <w:p>
@@ -1469,10 +1388,7 @@
         <w:jc w:val="both"/>
       </w:pPr>
       <w:r>
-        <w:t xml:space="preserve">14.2 Notification Requirements. The party affected by a Force Majeure Event shall provide written notice to the other party within twenty-four (24) hours of becoming aware of the Force Majeure Event. Such notice shall include: (a) a description of the Force Majeure Event and its anticipated impact on the affected party’s performance; (b) an estimate of the expected duration of the Force Majeure Event; (c) a description of the steps the affected party is taking or plans to take to mitigate the impact of the </w:t>
-      </w:r>
-      <w:r>
-        <w:t>Force Majeure Event; and (d) a proposed plan for resuming performance of the affected obligations. The affected party shall provide updated notices at least weekly during the continuation of the Force Majeure Event.</w:t>
+        <w:t>14.2 Notification Requirements. The party affected by a Force Majeure Event shall provide written notice to the other party within twenty-four (24) hours of becoming aware of the Force Majeure Event. Such notice shall include: (a) a description of the Force Majeure Event and its anticipated impact on the affected party’s performance; (b) an estimate of the expected duration of the Force Majeure Event; (c) a description of the steps the affected party is taking or plans to take to mitigate the impact of the Force Majeure Event; and (d) a proposed plan for resuming performance of the affected obligations. The affected party shall provide updated notices at least weekly during the continuation of the Force Majeure Event.</w:t>
       </w:r>
     </w:p>
     <w:p>
@@ -1566,13 +1482,7 @@
         <w:jc w:val="both"/>
       </w:pPr>
       <w:r>
-        <w:t xml:space="preserve">15.5 Governing Law. This Agreement shall be governed by and construed in accordance with the laws of </w:t>
-      </w:r>
-      <w:r>
-        <w:t>the State of Colorado</w:t>
-      </w:r>
-      <w:r>
-        <w:t>, without giving effect to any choice of law or conflict of law principles. The United Nations Convention on Contracts for the International Sale of Goods shall not apply to this Agreement.</w:t>
+        <w:t>15.5 Governing Law. This Agreement shall be governed by and construed in accordance with the laws of the State of Idaho, without giving effect to any choice of law or conflict of law principles. The United Nations Convention on Contracts for the International Sale of Goods shall not apply to this Agreement.</w:t>
       </w:r>
     </w:p>
     <w:p>
@@ -1693,10 +1603,7 @@
         <w:jc w:val="both"/>
       </w:pPr>
       <w:r>
-        <w:t>16.10 Addenda. The following addenda are incorporated into and made a part of this Agreement: (a) Data Protection Addendum (Exhibit H), governing the processing and protection of personal information and data security requirements in connection with this Agreement; and (b) Sustainability Reporting Addendum (Exhibit I), setting forth detailed sustainability metrics, reporting formats, verification procedures, and compliance timelines applicable to Supplier’s obligations under Article 17 and related provision</w:t>
-      </w:r>
-      <w:r>
-        <w:t>s of this Agreement.</w:t>
+        <w:t>16.10 Addenda. The following addenda are incorporated into and made a part of this Agreement: (a) Data Protection Addendum (Exhibit H), governing the processing and protection of personal information and data security requirements in connection with this Agreement; and (b) Sustainability Reporting Addendum (Exhibit I), setting forth detailed sustainability metrics, reporting formats, verification procedures, and compliance timelines applicable to Supplier’s obligations under Article 17 and related provisions of this Agreement.</w:t>
       </w:r>
     </w:p>
     <w:p>
@@ -2230,7 +2137,7 @@
           <w:sz w:val="24"/>
           <w:szCs w:val="24"/>
         </w:rPr>
-        <w:t>CONTOSO GROCERS, INC.</w:t>
+        <w:t>ALBERTSONS COMPANIES, INC.</w:t>
       </w:r>
     </w:p>
     <w:p>
